--- a/public/moldes-word/decl-reg-amb-garantidor.docx
+++ b/public/moldes-word/decl-reg-amb-garantidor.docx
@@ -1,6 +1,6 @@
 
 <file path=word/document.xml><?xml version="1.0" encoding="utf-8"?>
-<w:document xmlns:wpc="http://schemas.microsoft.com/office/word/2010/wordprocessingCanvas" xmlns:cx="http://schemas.microsoft.com/office/drawing/2014/chartex" xmlns:mc="http://schemas.openxmlformats.org/markup-compatibility/2006" xmlns:o="urn:schemas-microsoft-com:office:office" xmlns:r="http://schemas.openxmlformats.org/officeDocument/2006/relationships" xmlns:m="http://schemas.openxmlformats.org/officeDocument/2006/math" xmlns:v="urn:schemas-microsoft-com:vml" xmlns:wp14="http://schemas.microsoft.com/office/word/2010/wordprocessingDrawing" xmlns:wp="http://schemas.openxmlformats.org/drawingml/2006/wordprocessingDrawing" xmlns:w10="urn:schemas-microsoft-com:office:word" xmlns:w="http://schemas.openxmlformats.org/wordprocessingml/2006/main" xmlns:w14="http://schemas.microsoft.com/office/word/2010/wordml" xmlns:w15="http://schemas.microsoft.com/office/word/2012/wordml" xmlns:w16se="http://schemas.microsoft.com/office/word/2015/wordml/symex" xmlns:wpg="http://schemas.microsoft.com/office/word/2010/wordprocessingGroup" xmlns:wpi="http://schemas.microsoft.com/office/word/2010/wordprocessingInk" xmlns:wne="http://schemas.microsoft.com/office/word/2006/wordml" xmlns:wps="http://schemas.microsoft.com/office/word/2010/wordprocessingShape" mc:Ignorable="w14 w15 w16se wp14">
+<w:document xmlns:wpc="http://schemas.microsoft.com/office/word/2010/wordprocessingCanvas" xmlns:cx="http://schemas.microsoft.com/office/drawing/2014/chartex" xmlns:cx1="http://schemas.microsoft.com/office/drawing/2015/9/8/chartex" xmlns:cx2="http://schemas.microsoft.com/office/drawing/2015/10/21/chartex" xmlns:cx3="http://schemas.microsoft.com/office/drawing/2016/5/9/chartex" xmlns:cx4="http://schemas.microsoft.com/office/drawing/2016/5/10/chartex" xmlns:cx5="http://schemas.microsoft.com/office/drawing/2016/5/11/chartex" xmlns:cx6="http://schemas.microsoft.com/office/drawing/2016/5/12/chartex" xmlns:cx7="http://schemas.microsoft.com/office/drawing/2016/5/13/chartex" xmlns:cx8="http://schemas.microsoft.com/office/drawing/2016/5/14/chartex" xmlns:mc="http://schemas.openxmlformats.org/markup-compatibility/2006" xmlns:aink="http://schemas.microsoft.com/office/drawing/2016/ink" xmlns:am3d="http://schemas.microsoft.com/office/drawing/2017/model3d" xmlns:o="urn:schemas-microsoft-com:office:office" xmlns:oel="http://schemas.microsoft.com/office/2019/extlst" xmlns:r="http://schemas.openxmlformats.org/officeDocument/2006/relationships" xmlns:m="http://schemas.openxmlformats.org/officeDocument/2006/math" xmlns:v="urn:schemas-microsoft-com:vml" xmlns:wp14="http://schemas.microsoft.com/office/word/2010/wordprocessingDrawing" xmlns:wp="http://schemas.openxmlformats.org/drawingml/2006/wordprocessingDrawing" xmlns:w10="urn:schemas-microsoft-com:office:word" xmlns:w="http://schemas.openxmlformats.org/wordprocessingml/2006/main" xmlns:w14="http://schemas.microsoft.com/office/word/2010/wordml" xmlns:w15="http://schemas.microsoft.com/office/word/2012/wordml" xmlns:w16cex="http://schemas.microsoft.com/office/word/2018/wordml/cex" xmlns:w16cid="http://schemas.microsoft.com/office/word/2016/wordml/cid" xmlns:w16="http://schemas.microsoft.com/office/word/2018/wordml" xmlns:w16du="http://schemas.microsoft.com/office/word/2023/wordml/word16du" xmlns:w16sdtdh="http://schemas.microsoft.com/office/word/2020/wordml/sdtdatahash" xmlns:w16sdtfl="http://schemas.microsoft.com/office/word/2024/wordml/sdtformatlock" xmlns:w16se="http://schemas.microsoft.com/office/word/2015/wordml/symex" xmlns:wpg="http://schemas.microsoft.com/office/word/2010/wordprocessingGroup" xmlns:wpi="http://schemas.microsoft.com/office/word/2010/wordprocessingInk" xmlns:wne="http://schemas.microsoft.com/office/word/2006/wordml" xmlns:wps="http://schemas.microsoft.com/office/word/2010/wordprocessingShape" mc:Ignorable="w14 w15 w16se w16cid w16 w16cex w16sdtdh w16sdtfl w16du wp14">
   <w:body>
     <w:p>
       <w:pPr>
@@ -84,7 +84,23 @@
           <w:sz w:val="24"/>
           <w:szCs w:val="24"/>
         </w:rPr>
-        <w:t>({tipo_doc})</w:t>
+        <w:t>({</w:t>
+      </w:r>
+      <w:proofErr w:type="spellStart"/>
+      <w:r>
+        <w:rPr>
+          <w:sz w:val="24"/>
+          <w:szCs w:val="24"/>
+        </w:rPr>
+        <w:t>tipo_doc</w:t>
+      </w:r>
+      <w:proofErr w:type="spellEnd"/>
+      <w:r>
+        <w:rPr>
+          <w:sz w:val="24"/>
+          <w:szCs w:val="24"/>
+        </w:rPr>
+        <w:t>})</w:t>
       </w:r>
       <w:r>
         <w:rPr>
@@ -105,7 +121,23 @@
           <w:sz w:val="24"/>
           <w:szCs w:val="24"/>
         </w:rPr>
-        <w:t>{num_doc}</w:t>
+        <w:t>{</w:t>
+      </w:r>
+      <w:proofErr w:type="spellStart"/>
+      <w:r>
+        <w:rPr>
+          <w:sz w:val="24"/>
+          <w:szCs w:val="24"/>
+        </w:rPr>
+        <w:t>num_doc</w:t>
+      </w:r>
+      <w:proofErr w:type="spellEnd"/>
+      <w:r>
+        <w:rPr>
+          <w:sz w:val="24"/>
+          <w:szCs w:val="24"/>
+        </w:rPr>
+        <w:t>}</w:t>
       </w:r>
       <w:r>
         <w:rPr>
@@ -147,7 +179,39 @@
           <w:sz w:val="24"/>
           <w:szCs w:val="24"/>
         </w:rPr>
-        <w:t xml:space="preserve"> {orgao_doc} / {uf_doc}</w:t>
+        <w:t xml:space="preserve"> {</w:t>
+      </w:r>
+      <w:proofErr w:type="spellStart"/>
+      <w:r>
+        <w:rPr>
+          <w:sz w:val="24"/>
+          <w:szCs w:val="24"/>
+        </w:rPr>
+        <w:t>orgao_doc</w:t>
+      </w:r>
+      <w:proofErr w:type="spellEnd"/>
+      <w:r>
+        <w:rPr>
+          <w:sz w:val="24"/>
+          <w:szCs w:val="24"/>
+        </w:rPr>
+        <w:t>} / {</w:t>
+      </w:r>
+      <w:proofErr w:type="spellStart"/>
+      <w:r>
+        <w:rPr>
+          <w:sz w:val="24"/>
+          <w:szCs w:val="24"/>
+        </w:rPr>
+        <w:t>uf_doc</w:t>
+      </w:r>
+      <w:proofErr w:type="spellEnd"/>
+      <w:r>
+        <w:rPr>
+          <w:sz w:val="24"/>
+          <w:szCs w:val="24"/>
+        </w:rPr>
+        <w:t>}</w:t>
       </w:r>
       <w:r>
         <w:rPr>
@@ -161,7 +225,23 @@
           <w:sz w:val="24"/>
           <w:szCs w:val="24"/>
         </w:rPr>
-        <w:t>{cpf}</w:t>
+        <w:t>{</w:t>
+      </w:r>
+      <w:proofErr w:type="spellStart"/>
+      <w:r>
+        <w:rPr>
+          <w:sz w:val="24"/>
+          <w:szCs w:val="24"/>
+        </w:rPr>
+        <w:t>cpf</w:t>
+      </w:r>
+      <w:proofErr w:type="spellEnd"/>
+      <w:r>
+        <w:rPr>
+          <w:sz w:val="24"/>
+          <w:szCs w:val="24"/>
+        </w:rPr>
+        <w:t>}</w:t>
       </w:r>
       <w:r>
         <w:rPr>
@@ -196,7 +276,23 @@
           <w:sz w:val="24"/>
           <w:szCs w:val="24"/>
         </w:rPr>
-        <w:t xml:space="preserve"> (is):</w:t>
+        <w:t xml:space="preserve"> (</w:t>
+      </w:r>
+      <w:proofErr w:type="spellStart"/>
+      <w:r>
+        <w:rPr>
+          <w:sz w:val="24"/>
+          <w:szCs w:val="24"/>
+        </w:rPr>
+        <w:t>is</w:t>
+      </w:r>
+      <w:proofErr w:type="spellEnd"/>
+      <w:r>
+        <w:rPr>
+          <w:sz w:val="24"/>
+          <w:szCs w:val="24"/>
+        </w:rPr>
+        <w:t>):</w:t>
       </w:r>
     </w:p>
     <w:p>
@@ -230,7 +326,15 @@
           <w:sz w:val="24"/>
           <w:szCs w:val="24"/>
         </w:rPr>
-        <w:t>{nome</w:t>
+        <w:t>{</w:t>
+      </w:r>
+      <w:proofErr w:type="spellStart"/>
+      <w:r>
+        <w:rPr>
+          <w:sz w:val="24"/>
+          <w:szCs w:val="24"/>
+        </w:rPr>
+        <w:t>nome</w:t>
       </w:r>
       <w:r>
         <w:rPr>
@@ -246,12 +350,29 @@
         </w:rPr>
         <w:t>vel</w:t>
       </w:r>
-      <w:r>
-        <w:rPr>
-          <w:sz w:val="24"/>
-          <w:szCs w:val="24"/>
-        </w:rPr>
-        <w:t>}, localizado no município de {cidade} - {estado}, objeto da matrícula nº {matricula};</w:t>
+      <w:proofErr w:type="spellEnd"/>
+      <w:r>
+        <w:rPr>
+          <w:sz w:val="24"/>
+          <w:szCs w:val="24"/>
+        </w:rPr>
+        <w:t>}, localizado no município de {cidade} - {estado}, objeto da matrícula nº {</w:t>
+      </w:r>
+      <w:proofErr w:type="gramStart"/>
+      <w:r>
+        <w:rPr>
+          <w:sz w:val="24"/>
+          <w:szCs w:val="24"/>
+        </w:rPr>
+        <w:t>matricula</w:t>
+      </w:r>
+      <w:proofErr w:type="gramEnd"/>
+      <w:r>
+        <w:rPr>
+          <w:sz w:val="24"/>
+          <w:szCs w:val="24"/>
+        </w:rPr>
+        <w:t>};</w:t>
       </w:r>
     </w:p>
     <w:p>
@@ -268,17 +389,31 @@
           <w:sz w:val="24"/>
           <w:szCs w:val="24"/>
         </w:rPr>
-        <w:t>{/imo</w:t>
-      </w:r>
-      <w:r>
-        <w:rPr>
-          <w:sz w:val="24"/>
-          <w:szCs w:val="24"/>
-        </w:rPr>
-        <w:t>veis}</w:t>
-      </w:r>
-      <w:bookmarkStart w:id="0" w:name="_GoBack"/>
-      <w:bookmarkEnd w:id="0"/>
+        <w:t>{/</w:t>
+      </w:r>
+      <w:proofErr w:type="spellStart"/>
+      <w:r>
+        <w:rPr>
+          <w:sz w:val="24"/>
+          <w:szCs w:val="24"/>
+        </w:rPr>
+        <w:t>imo</w:t>
+      </w:r>
+      <w:r>
+        <w:rPr>
+          <w:sz w:val="24"/>
+          <w:szCs w:val="24"/>
+        </w:rPr>
+        <w:t>veis</w:t>
+      </w:r>
+      <w:proofErr w:type="spellEnd"/>
+      <w:r>
+        <w:rPr>
+          <w:sz w:val="24"/>
+          <w:szCs w:val="24"/>
+        </w:rPr>
+        <w:t>}</w:t>
+      </w:r>
     </w:p>
     <w:p>
       <w:pPr>
@@ -345,7 +480,23 @@
           <w:sz w:val="24"/>
           <w:szCs w:val="24"/>
         </w:rPr>
-        <w:t xml:space="preserve"> (is)</w:t>
+        <w:t xml:space="preserve"> (</w:t>
+      </w:r>
+      <w:proofErr w:type="spellStart"/>
+      <w:r>
+        <w:rPr>
+          <w:sz w:val="24"/>
+          <w:szCs w:val="24"/>
+        </w:rPr>
+        <w:t>is</w:t>
+      </w:r>
+      <w:proofErr w:type="spellEnd"/>
+      <w:r>
+        <w:rPr>
+          <w:sz w:val="24"/>
+          <w:szCs w:val="24"/>
+        </w:rPr>
+        <w:t>)</w:t>
       </w:r>
       <w:r>
         <w:rPr>
@@ -556,7 +707,23 @@
           <w:sz w:val="24"/>
           <w:szCs w:val="24"/>
         </w:rPr>
-        <w:t xml:space="preserve"> (ão)</w:t>
+        <w:t xml:space="preserve"> (</w:t>
+      </w:r>
+      <w:proofErr w:type="spellStart"/>
+      <w:r>
+        <w:rPr>
+          <w:sz w:val="24"/>
+          <w:szCs w:val="24"/>
+        </w:rPr>
+        <w:t>ão</w:t>
+      </w:r>
+      <w:proofErr w:type="spellEnd"/>
+      <w:r>
+        <w:rPr>
+          <w:sz w:val="24"/>
+          <w:szCs w:val="24"/>
+        </w:rPr>
+        <w:t>)</w:t>
       </w:r>
       <w:r>
         <w:rPr>
@@ -729,7 +896,23 @@
           <w:sz w:val="24"/>
           <w:szCs w:val="24"/>
         </w:rPr>
-        <w:t>{data_extenso}</w:t>
+        <w:t>{</w:t>
+      </w:r>
+      <w:proofErr w:type="spellStart"/>
+      <w:r>
+        <w:rPr>
+          <w:sz w:val="24"/>
+          <w:szCs w:val="24"/>
+        </w:rPr>
+        <w:t>data_extenso</w:t>
+      </w:r>
+      <w:proofErr w:type="spellEnd"/>
+      <w:r>
+        <w:rPr>
+          <w:sz w:val="24"/>
+          <w:szCs w:val="24"/>
+        </w:rPr>
+        <w:t>}</w:t>
       </w:r>
       <w:r>
         <w:rPr>
@@ -1006,16 +1189,29 @@
           <w:sz w:val="24"/>
           <w:szCs w:val="24"/>
         </w:rPr>
-        <w:t>CPF: {cpf}</w:t>
+        <w:t>CPF: {</w:t>
+      </w:r>
+      <w:proofErr w:type="spellStart"/>
+      <w:r>
+        <w:rPr>
+          <w:sz w:val="24"/>
+          <w:szCs w:val="24"/>
+        </w:rPr>
+        <w:t>cpf</w:t>
+      </w:r>
+      <w:proofErr w:type="spellEnd"/>
+      <w:r>
+        <w:rPr>
+          <w:sz w:val="24"/>
+          <w:szCs w:val="24"/>
+        </w:rPr>
+        <w:t>}</w:t>
       </w:r>
     </w:p>
     <w:sectPr>
-      <w:headerReference w:type="even" r:id="rId9"/>
-      <w:headerReference w:type="default" r:id="rId10"/>
-      <w:footerReference w:type="even" r:id="rId11"/>
-      <w:footerReference w:type="default" r:id="rId12"/>
-      <w:headerReference w:type="first" r:id="rId13"/>
-      <w:footerReference w:type="first" r:id="rId14"/>
+      <w:footerReference w:type="even" r:id="rId9"/>
+      <w:footerReference w:type="default" r:id="rId10"/>
+      <w:footerReference w:type="first" r:id="rId11"/>
       <w:pgSz w:w="11906" w:h="16838"/>
       <w:pgMar w:top="1417" w:right="2125" w:bottom="1417" w:left="1701" w:header="708" w:footer="708" w:gutter="0"/>
       <w:cols w:space="708"/>
@@ -1026,7 +1222,7 @@
 </file>
 
 <file path=word/endnotes.xml><?xml version="1.0" encoding="utf-8"?>
-<w:endnotes xmlns:wpc="http://schemas.microsoft.com/office/word/2010/wordprocessingCanvas" xmlns:cx="http://schemas.microsoft.com/office/drawing/2014/chartex" xmlns:mc="http://schemas.openxmlformats.org/markup-compatibility/2006" xmlns:o="urn:schemas-microsoft-com:office:office" xmlns:r="http://schemas.openxmlformats.org/officeDocument/2006/relationships" xmlns:m="http://schemas.openxmlformats.org/officeDocument/2006/math" xmlns:v="urn:schemas-microsoft-com:vml" xmlns:wp14="http://schemas.microsoft.com/office/word/2010/wordprocessingDrawing" xmlns:wp="http://schemas.openxmlformats.org/drawingml/2006/wordprocessingDrawing" xmlns:w10="urn:schemas-microsoft-com:office:word" xmlns:w="http://schemas.openxmlformats.org/wordprocessingml/2006/main" xmlns:w14="http://schemas.microsoft.com/office/word/2010/wordml" xmlns:w15="http://schemas.microsoft.com/office/word/2012/wordml" xmlns:w16se="http://schemas.microsoft.com/office/word/2015/wordml/symex" xmlns:wpg="http://schemas.microsoft.com/office/word/2010/wordprocessingGroup" xmlns:wpi="http://schemas.microsoft.com/office/word/2010/wordprocessingInk" xmlns:wne="http://schemas.microsoft.com/office/word/2006/wordml" xmlns:wps="http://schemas.microsoft.com/office/word/2010/wordprocessingShape" mc:Ignorable="w14 w15 w16se wp14">
+<w:endnotes xmlns:wpc="http://schemas.microsoft.com/office/word/2010/wordprocessingCanvas" xmlns:cx="http://schemas.microsoft.com/office/drawing/2014/chartex" xmlns:cx1="http://schemas.microsoft.com/office/drawing/2015/9/8/chartex" xmlns:cx2="http://schemas.microsoft.com/office/drawing/2015/10/21/chartex" xmlns:cx3="http://schemas.microsoft.com/office/drawing/2016/5/9/chartex" xmlns:cx4="http://schemas.microsoft.com/office/drawing/2016/5/10/chartex" xmlns:cx5="http://schemas.microsoft.com/office/drawing/2016/5/11/chartex" xmlns:cx6="http://schemas.microsoft.com/office/drawing/2016/5/12/chartex" xmlns:cx7="http://schemas.microsoft.com/office/drawing/2016/5/13/chartex" xmlns:cx8="http://schemas.microsoft.com/office/drawing/2016/5/14/chartex" xmlns:mc="http://schemas.openxmlformats.org/markup-compatibility/2006" xmlns:aink="http://schemas.microsoft.com/office/drawing/2016/ink" xmlns:am3d="http://schemas.microsoft.com/office/drawing/2017/model3d" xmlns:o="urn:schemas-microsoft-com:office:office" xmlns:oel="http://schemas.microsoft.com/office/2019/extlst" xmlns:r="http://schemas.openxmlformats.org/officeDocument/2006/relationships" xmlns:m="http://schemas.openxmlformats.org/officeDocument/2006/math" xmlns:v="urn:schemas-microsoft-com:vml" xmlns:wp14="http://schemas.microsoft.com/office/word/2010/wordprocessingDrawing" xmlns:wp="http://schemas.openxmlformats.org/drawingml/2006/wordprocessingDrawing" xmlns:w10="urn:schemas-microsoft-com:office:word" xmlns:w="http://schemas.openxmlformats.org/wordprocessingml/2006/main" xmlns:w14="http://schemas.microsoft.com/office/word/2010/wordml" xmlns:w15="http://schemas.microsoft.com/office/word/2012/wordml" xmlns:w16cex="http://schemas.microsoft.com/office/word/2018/wordml/cex" xmlns:w16cid="http://schemas.microsoft.com/office/word/2016/wordml/cid" xmlns:w16="http://schemas.microsoft.com/office/word/2018/wordml" xmlns:w16du="http://schemas.microsoft.com/office/word/2023/wordml/word16du" xmlns:w16sdtdh="http://schemas.microsoft.com/office/word/2020/wordml/sdtdatahash" xmlns:w16sdtfl="http://schemas.microsoft.com/office/word/2024/wordml/sdtformatlock" xmlns:w16se="http://schemas.microsoft.com/office/word/2015/wordml/symex" xmlns:wpg="http://schemas.microsoft.com/office/word/2010/wordprocessingGroup" xmlns:wpi="http://schemas.microsoft.com/office/word/2010/wordprocessingInk" xmlns:wne="http://schemas.microsoft.com/office/word/2006/wordml" xmlns:wps="http://schemas.microsoft.com/office/word/2010/wordprocessingShape" mc:Ignorable="w14 w15 w16se w16cid w16 w16cex w16sdtdh w16sdtfl w16du wp14">
   <w:endnote w:type="separator" w:id="-1">
     <w:p>
       <w:pPr>
@@ -1051,7 +1247,7 @@
 </file>
 
 <file path=word/footer1.xml><?xml version="1.0" encoding="utf-8"?>
-<w:ftr xmlns:wpc="http://schemas.microsoft.com/office/word/2010/wordprocessingCanvas" xmlns:cx="http://schemas.microsoft.com/office/drawing/2014/chartex" xmlns:mc="http://schemas.openxmlformats.org/markup-compatibility/2006" xmlns:o="urn:schemas-microsoft-com:office:office" xmlns:r="http://schemas.openxmlformats.org/officeDocument/2006/relationships" xmlns:m="http://schemas.openxmlformats.org/officeDocument/2006/math" xmlns:v="urn:schemas-microsoft-com:vml" xmlns:wp14="http://schemas.microsoft.com/office/word/2010/wordprocessingDrawing" xmlns:wp="http://schemas.openxmlformats.org/drawingml/2006/wordprocessingDrawing" xmlns:w10="urn:schemas-microsoft-com:office:word" xmlns:w="http://schemas.openxmlformats.org/wordprocessingml/2006/main" xmlns:w14="http://schemas.microsoft.com/office/word/2010/wordml" xmlns:w15="http://schemas.microsoft.com/office/word/2012/wordml" xmlns:w16se="http://schemas.microsoft.com/office/word/2015/wordml/symex" xmlns:wpg="http://schemas.microsoft.com/office/word/2010/wordprocessingGroup" xmlns:wpi="http://schemas.microsoft.com/office/word/2010/wordprocessingInk" xmlns:wne="http://schemas.microsoft.com/office/word/2006/wordml" xmlns:wps="http://schemas.microsoft.com/office/word/2010/wordprocessingShape" mc:Ignorable="w14 w15 w16se wp14">
+<w:ftr xmlns:wpc="http://schemas.microsoft.com/office/word/2010/wordprocessingCanvas" xmlns:cx="http://schemas.microsoft.com/office/drawing/2014/chartex" xmlns:cx1="http://schemas.microsoft.com/office/drawing/2015/9/8/chartex" xmlns:cx2="http://schemas.microsoft.com/office/drawing/2015/10/21/chartex" xmlns:cx3="http://schemas.microsoft.com/office/drawing/2016/5/9/chartex" xmlns:cx4="http://schemas.microsoft.com/office/drawing/2016/5/10/chartex" xmlns:cx5="http://schemas.microsoft.com/office/drawing/2016/5/11/chartex" xmlns:cx6="http://schemas.microsoft.com/office/drawing/2016/5/12/chartex" xmlns:cx7="http://schemas.microsoft.com/office/drawing/2016/5/13/chartex" xmlns:cx8="http://schemas.microsoft.com/office/drawing/2016/5/14/chartex" xmlns:mc="http://schemas.openxmlformats.org/markup-compatibility/2006" xmlns:aink="http://schemas.microsoft.com/office/drawing/2016/ink" xmlns:am3d="http://schemas.microsoft.com/office/drawing/2017/model3d" xmlns:o="urn:schemas-microsoft-com:office:office" xmlns:oel="http://schemas.microsoft.com/office/2019/extlst" xmlns:r="http://schemas.openxmlformats.org/officeDocument/2006/relationships" xmlns:m="http://schemas.openxmlformats.org/officeDocument/2006/math" xmlns:v="urn:schemas-microsoft-com:vml" xmlns:wp14="http://schemas.microsoft.com/office/word/2010/wordprocessingDrawing" xmlns:wp="http://schemas.openxmlformats.org/drawingml/2006/wordprocessingDrawing" xmlns:w10="urn:schemas-microsoft-com:office:word" xmlns:w="http://schemas.openxmlformats.org/wordprocessingml/2006/main" xmlns:w14="http://schemas.microsoft.com/office/word/2010/wordml" xmlns:w15="http://schemas.microsoft.com/office/word/2012/wordml" xmlns:w16cex="http://schemas.microsoft.com/office/word/2018/wordml/cex" xmlns:w16cid="http://schemas.microsoft.com/office/word/2016/wordml/cid" xmlns:w16="http://schemas.microsoft.com/office/word/2018/wordml" xmlns:w16du="http://schemas.microsoft.com/office/word/2023/wordml/word16du" xmlns:w16sdtdh="http://schemas.microsoft.com/office/word/2020/wordml/sdtdatahash" xmlns:w16sdtfl="http://schemas.microsoft.com/office/word/2024/wordml/sdtformatlock" xmlns:w16se="http://schemas.microsoft.com/office/word/2015/wordml/symex" xmlns:wpg="http://schemas.microsoft.com/office/word/2010/wordprocessingGroup" xmlns:wpi="http://schemas.microsoft.com/office/word/2010/wordprocessingInk" xmlns:wne="http://schemas.microsoft.com/office/word/2006/wordml" xmlns:wps="http://schemas.microsoft.com/office/word/2010/wordprocessingShape" mc:Ignorable="w14 w15 w16se w16cid w16 w16cex w16sdtdh w16sdtfl w16du wp14">
   <w:p>
     <w:pPr>
       <w:pStyle w:val="Rodap"/>
@@ -1111,51 +1307,35 @@
                             <w:spacing w:after="0" w:line="240" w:lineRule="auto"/>
                             <w:jc w:val="center"/>
                           </w:pPr>
-                          <w:r>
-                            <w:fldChar w:fldCharType="begin" w:fldLock="1"/>
-                          </w:r>
-                          <w:r>
-                            <w:instrText xml:space="preserve"> DOCPROPERTY bjFooterEvenTextBox \* MERGEFORMAT </w:instrText>
-                          </w:r>
-                          <w:r>
-                            <w:fldChar w:fldCharType="separate"/>
-                          </w:r>
-                          <w:r>
-                            <w:rPr>
-                              <w:rFonts w:ascii="Tahoma" w:hAnsi="Tahoma" w:cs="Tahoma"/>
-                              <w:color w:val="000000"/>
-                              <w:sz w:val="16"/>
-                              <w:szCs w:val="16"/>
-                            </w:rPr>
-                            <w:t xml:space="preserve">Este documento está classificado como </w:t>
-                          </w:r>
-                          <w:r>
-                            <w:rPr>
-                              <w:rFonts w:ascii="Tahoma" w:hAnsi="Tahoma" w:cs="Tahoma"/>
-                              <w:color w:val="0000FF"/>
-                              <w:sz w:val="16"/>
-                              <w:szCs w:val="16"/>
-                            </w:rPr>
-                            <w:t>INTERNO</w:t>
-                          </w:r>
-                          <w:r>
-                            <w:rPr>
-                              <w:rFonts w:ascii="Tahoma" w:hAnsi="Tahoma" w:cs="Tahoma"/>
-                              <w:color w:val="000000"/>
-                              <w:sz w:val="16"/>
-                              <w:szCs w:val="16"/>
-                            </w:rPr>
-                            <w:t xml:space="preserve"> sob responsabilidade de MARIA JOSÉ Azevedo de Siqueira F073733</w:t>
-                          </w:r>
-                          <w:r>
-                            <w:rPr>
-                              <w:rFonts w:ascii="Tahoma" w:hAnsi="Tahoma" w:cs="Tahoma"/>
-                              <w:color w:val="000000"/>
-                              <w:sz w:val="16"/>
-                              <w:szCs w:val="16"/>
-                            </w:rPr>
-                            <w:fldChar w:fldCharType="end"/>
-                          </w:r>
+                          <w:fldSimple w:instr=" DOCPROPERTY bjFooterEvenTextBox \* MERGEFORMAT " w:fldLock="1">
+                            <w:r>
+                              <w:rPr>
+                                <w:rFonts w:ascii="Tahoma" w:hAnsi="Tahoma" w:cs="Tahoma"/>
+                                <w:color w:val="000000"/>
+                                <w:sz w:val="16"/>
+                                <w:szCs w:val="16"/>
+                              </w:rPr>
+                              <w:t xml:space="preserve">Este documento está classificado como </w:t>
+                            </w:r>
+                            <w:r>
+                              <w:rPr>
+                                <w:rFonts w:ascii="Tahoma" w:hAnsi="Tahoma" w:cs="Tahoma"/>
+                                <w:color w:val="0000FF"/>
+                                <w:sz w:val="16"/>
+                                <w:szCs w:val="16"/>
+                              </w:rPr>
+                              <w:t>INTERNO</w:t>
+                            </w:r>
+                            <w:r>
+                              <w:rPr>
+                                <w:rFonts w:ascii="Tahoma" w:hAnsi="Tahoma" w:cs="Tahoma"/>
+                                <w:color w:val="000000"/>
+                                <w:sz w:val="16"/>
+                                <w:szCs w:val="16"/>
+                              </w:rPr>
+                              <w:t xml:space="preserve"> sob responsabilidade de MARIA JOSÉ Azevedo de Siqueira F073733</w:t>
+                            </w:r>
+                          </w:fldSimple>
                         </w:p>
                       </w:txbxContent>
                     </wps:txbx>
@@ -1177,7 +1357,7 @@
             </wp:anchor>
           </w:drawing>
         </mc:Choice>
-        <mc:Fallback xmlns:w16sdtfl="http://schemas.microsoft.com/office/word/2024/wordml/sdtformatlock" xmlns:w16sdtdh="http://schemas.microsoft.com/office/word/2020/wordml/sdtdatahash" xmlns:w16du="http://schemas.microsoft.com/office/word/2023/wordml/word16du" xmlns:w16="http://schemas.microsoft.com/office/word/2018/wordml" xmlns:w16cid="http://schemas.microsoft.com/office/word/2016/wordml/cid" xmlns:w16cex="http://schemas.microsoft.com/office/word/2018/wordml/cex" xmlns:oel="http://schemas.microsoft.com/office/2019/extlst" xmlns:am3d="http://schemas.microsoft.com/office/drawing/2017/model3d" xmlns:aink="http://schemas.microsoft.com/office/drawing/2016/ink" xmlns:cx8="http://schemas.microsoft.com/office/drawing/2016/5/14/chartex" xmlns:cx7="http://schemas.microsoft.com/office/drawing/2016/5/13/chartex" xmlns:cx6="http://schemas.microsoft.com/office/drawing/2016/5/12/chartex" xmlns:cx5="http://schemas.microsoft.com/office/drawing/2016/5/11/chartex" xmlns:cx4="http://schemas.microsoft.com/office/drawing/2016/5/10/chartex" xmlns:cx3="http://schemas.microsoft.com/office/drawing/2016/5/9/chartex" xmlns:cx2="http://schemas.microsoft.com/office/drawing/2015/10/21/chartex" xmlns:cx1="http://schemas.microsoft.com/office/drawing/2015/9/8/chartex">
+        <mc:Fallback>
           <w:pict>
             <v:shapetype w14:anchorId="6A342598" id="_x0000_t202" coordsize="21600,21600" o:spt="202" path="m,l,21600r21600,l21600,xe">
               <v:stroke joinstyle="miter"/>
@@ -1250,36 +1430,18 @@
 </file>
 
 <file path=word/footer2.xml><?xml version="1.0" encoding="utf-8"?>
-<w:ftr xmlns:wpc="http://schemas.microsoft.com/office/word/2010/wordprocessingCanvas" xmlns:cx="http://schemas.microsoft.com/office/drawing/2014/chartex" xmlns:mc="http://schemas.openxmlformats.org/markup-compatibility/2006" xmlns:o="urn:schemas-microsoft-com:office:office" xmlns:r="http://schemas.openxmlformats.org/officeDocument/2006/relationships" xmlns:m="http://schemas.openxmlformats.org/officeDocument/2006/math" xmlns:v="urn:schemas-microsoft-com:vml" xmlns:wp14="http://schemas.microsoft.com/office/word/2010/wordprocessingDrawing" xmlns:wp="http://schemas.openxmlformats.org/drawingml/2006/wordprocessingDrawing" xmlns:w10="urn:schemas-microsoft-com:office:word" xmlns:w="http://schemas.openxmlformats.org/wordprocessingml/2006/main" xmlns:w14="http://schemas.microsoft.com/office/word/2010/wordml" xmlns:w15="http://schemas.microsoft.com/office/word/2012/wordml" xmlns:w16se="http://schemas.microsoft.com/office/word/2015/wordml/symex" xmlns:wpg="http://schemas.microsoft.com/office/word/2010/wordprocessingGroup" xmlns:wpi="http://schemas.microsoft.com/office/word/2010/wordprocessingInk" xmlns:wne="http://schemas.microsoft.com/office/word/2006/wordml" xmlns:wps="http://schemas.microsoft.com/office/word/2010/wordprocessingShape" mc:Ignorable="w14 w15 w16se wp14">
+<w:ftr xmlns:wpc="http://schemas.microsoft.com/office/word/2010/wordprocessingCanvas" xmlns:cx="http://schemas.microsoft.com/office/drawing/2014/chartex" xmlns:cx1="http://schemas.microsoft.com/office/drawing/2015/9/8/chartex" xmlns:cx2="http://schemas.microsoft.com/office/drawing/2015/10/21/chartex" xmlns:cx3="http://schemas.microsoft.com/office/drawing/2016/5/9/chartex" xmlns:cx4="http://schemas.microsoft.com/office/drawing/2016/5/10/chartex" xmlns:cx5="http://schemas.microsoft.com/office/drawing/2016/5/11/chartex" xmlns:cx6="http://schemas.microsoft.com/office/drawing/2016/5/12/chartex" xmlns:cx7="http://schemas.microsoft.com/office/drawing/2016/5/13/chartex" xmlns:cx8="http://schemas.microsoft.com/office/drawing/2016/5/14/chartex" xmlns:mc="http://schemas.openxmlformats.org/markup-compatibility/2006" xmlns:aink="http://schemas.microsoft.com/office/drawing/2016/ink" xmlns:am3d="http://schemas.microsoft.com/office/drawing/2017/model3d" xmlns:o="urn:schemas-microsoft-com:office:office" xmlns:oel="http://schemas.microsoft.com/office/2019/extlst" xmlns:r="http://schemas.openxmlformats.org/officeDocument/2006/relationships" xmlns:m="http://schemas.openxmlformats.org/officeDocument/2006/math" xmlns:v="urn:schemas-microsoft-com:vml" xmlns:wp14="http://schemas.microsoft.com/office/word/2010/wordprocessingDrawing" xmlns:wp="http://schemas.openxmlformats.org/drawingml/2006/wordprocessingDrawing" xmlns:w10="urn:schemas-microsoft-com:office:word" xmlns:w="http://schemas.openxmlformats.org/wordprocessingml/2006/main" xmlns:w14="http://schemas.microsoft.com/office/word/2010/wordml" xmlns:w15="http://schemas.microsoft.com/office/word/2012/wordml" xmlns:w16cex="http://schemas.microsoft.com/office/word/2018/wordml/cex" xmlns:w16cid="http://schemas.microsoft.com/office/word/2016/wordml/cid" xmlns:w16="http://schemas.microsoft.com/office/word/2018/wordml" xmlns:w16du="http://schemas.microsoft.com/office/word/2023/wordml/word16du" xmlns:w16sdtdh="http://schemas.microsoft.com/office/word/2020/wordml/sdtdatahash" xmlns:w16sdtfl="http://schemas.microsoft.com/office/word/2024/wordml/sdtformatlock" xmlns:w16se="http://schemas.microsoft.com/office/word/2015/wordml/symex" xmlns:wpg="http://schemas.microsoft.com/office/word/2010/wordprocessingGroup" xmlns:wpi="http://schemas.microsoft.com/office/word/2010/wordprocessingInk" xmlns:wne="http://schemas.microsoft.com/office/word/2006/wordml" xmlns:wps="http://schemas.microsoft.com/office/word/2010/wordprocessingShape" mc:Ignorable="w14 w15 w16se w16cid w16 w16cex w16sdtdh w16sdtfl w16du wp14">
   <w:p>
     <w:pPr>
       <w:pStyle w:val="Rodap"/>
       <w:jc w:val="center"/>
     </w:pPr>
-    <w:r>
-      <w:rPr>
-        <w:rFonts w:ascii="Calibri" w:hAnsi="Calibri" w:cs="Calibri"/>
-        <w:color w:val="000000"/>
-        <w:sz w:val="20"/>
-        <w:szCs w:val="20"/>
-      </w:rPr>
-      <w:t> Este documento está classificado como:</w:t>
-    </w:r>
-    <w:r>
-      <w:rPr>
-        <w:rFonts w:ascii="Calibri" w:hAnsi="Calibri" w:cs="Calibri"/>
-        <w:color w:val="0000FC"/>
-        <w:sz w:val="20"/>
-        <w:szCs w:val="20"/>
-      </w:rPr>
-      <w:t xml:space="preserve"> Interno</w:t>
-    </w:r>
   </w:p>
 </w:ftr>
 </file>
 
 <file path=word/footer3.xml><?xml version="1.0" encoding="utf-8"?>
-<w:ftr xmlns:wpc="http://schemas.microsoft.com/office/word/2010/wordprocessingCanvas" xmlns:cx="http://schemas.microsoft.com/office/drawing/2014/chartex" xmlns:mc="http://schemas.openxmlformats.org/markup-compatibility/2006" xmlns:o="urn:schemas-microsoft-com:office:office" xmlns:r="http://schemas.openxmlformats.org/officeDocument/2006/relationships" xmlns:m="http://schemas.openxmlformats.org/officeDocument/2006/math" xmlns:v="urn:schemas-microsoft-com:vml" xmlns:wp14="http://schemas.microsoft.com/office/word/2010/wordprocessingDrawing" xmlns:wp="http://schemas.openxmlformats.org/drawingml/2006/wordprocessingDrawing" xmlns:w10="urn:schemas-microsoft-com:office:word" xmlns:w="http://schemas.openxmlformats.org/wordprocessingml/2006/main" xmlns:w14="http://schemas.microsoft.com/office/word/2010/wordml" xmlns:w15="http://schemas.microsoft.com/office/word/2012/wordml" xmlns:w16se="http://schemas.microsoft.com/office/word/2015/wordml/symex" xmlns:wpg="http://schemas.microsoft.com/office/word/2010/wordprocessingGroup" xmlns:wpi="http://schemas.microsoft.com/office/word/2010/wordprocessingInk" xmlns:wne="http://schemas.microsoft.com/office/word/2006/wordml" xmlns:wps="http://schemas.microsoft.com/office/word/2010/wordprocessingShape" mc:Ignorable="w14 w15 w16se wp14">
+<w:ftr xmlns:wpc="http://schemas.microsoft.com/office/word/2010/wordprocessingCanvas" xmlns:cx="http://schemas.microsoft.com/office/drawing/2014/chartex" xmlns:cx1="http://schemas.microsoft.com/office/drawing/2015/9/8/chartex" xmlns:cx2="http://schemas.microsoft.com/office/drawing/2015/10/21/chartex" xmlns:cx3="http://schemas.microsoft.com/office/drawing/2016/5/9/chartex" xmlns:cx4="http://schemas.microsoft.com/office/drawing/2016/5/10/chartex" xmlns:cx5="http://schemas.microsoft.com/office/drawing/2016/5/11/chartex" xmlns:cx6="http://schemas.microsoft.com/office/drawing/2016/5/12/chartex" xmlns:cx7="http://schemas.microsoft.com/office/drawing/2016/5/13/chartex" xmlns:cx8="http://schemas.microsoft.com/office/drawing/2016/5/14/chartex" xmlns:mc="http://schemas.openxmlformats.org/markup-compatibility/2006" xmlns:aink="http://schemas.microsoft.com/office/drawing/2016/ink" xmlns:am3d="http://schemas.microsoft.com/office/drawing/2017/model3d" xmlns:o="urn:schemas-microsoft-com:office:office" xmlns:oel="http://schemas.microsoft.com/office/2019/extlst" xmlns:r="http://schemas.openxmlformats.org/officeDocument/2006/relationships" xmlns:m="http://schemas.openxmlformats.org/officeDocument/2006/math" xmlns:v="urn:schemas-microsoft-com:vml" xmlns:wp14="http://schemas.microsoft.com/office/word/2010/wordprocessingDrawing" xmlns:wp="http://schemas.openxmlformats.org/drawingml/2006/wordprocessingDrawing" xmlns:w10="urn:schemas-microsoft-com:office:word" xmlns:w="http://schemas.openxmlformats.org/wordprocessingml/2006/main" xmlns:w14="http://schemas.microsoft.com/office/word/2010/wordml" xmlns:w15="http://schemas.microsoft.com/office/word/2012/wordml" xmlns:w16cex="http://schemas.microsoft.com/office/word/2018/wordml/cex" xmlns:w16cid="http://schemas.microsoft.com/office/word/2016/wordml/cid" xmlns:w16="http://schemas.microsoft.com/office/word/2018/wordml" xmlns:w16du="http://schemas.microsoft.com/office/word/2023/wordml/word16du" xmlns:w16sdtdh="http://schemas.microsoft.com/office/word/2020/wordml/sdtdatahash" xmlns:w16sdtfl="http://schemas.microsoft.com/office/word/2024/wordml/sdtformatlock" xmlns:w16se="http://schemas.microsoft.com/office/word/2015/wordml/symex" xmlns:wpg="http://schemas.microsoft.com/office/word/2010/wordprocessingGroup" xmlns:wpi="http://schemas.microsoft.com/office/word/2010/wordprocessingInk" xmlns:wne="http://schemas.microsoft.com/office/word/2006/wordml" xmlns:wps="http://schemas.microsoft.com/office/word/2010/wordprocessingShape" mc:Ignorable="w14 w15 w16se w16cid w16 w16cex w16sdtdh w16sdtfl w16du wp14">
   <w:p>
     <w:pPr>
       <w:pStyle w:val="Rodap"/>
@@ -1339,51 +1501,35 @@
                             <w:spacing w:after="0" w:line="240" w:lineRule="auto"/>
                             <w:jc w:val="center"/>
                           </w:pPr>
-                          <w:r>
-                            <w:fldChar w:fldCharType="begin" w:fldLock="1"/>
-                          </w:r>
-                          <w:r>
-                            <w:instrText xml:space="preserve"> DOCPROPERTY bjFooterFirstTextBox \* MERGEFORMAT </w:instrText>
-                          </w:r>
-                          <w:r>
-                            <w:fldChar w:fldCharType="separate"/>
-                          </w:r>
-                          <w:r>
-                            <w:rPr>
-                              <w:rFonts w:ascii="Tahoma" w:hAnsi="Tahoma" w:cs="Tahoma"/>
-                              <w:color w:val="000000"/>
-                              <w:sz w:val="16"/>
-                              <w:szCs w:val="16"/>
-                            </w:rPr>
-                            <w:t xml:space="preserve">Este documento está classificado como </w:t>
-                          </w:r>
-                          <w:r>
-                            <w:rPr>
-                              <w:rFonts w:ascii="Tahoma" w:hAnsi="Tahoma" w:cs="Tahoma"/>
-                              <w:color w:val="0000FF"/>
-                              <w:sz w:val="16"/>
-                              <w:szCs w:val="16"/>
-                            </w:rPr>
-                            <w:t>INTERNO</w:t>
-                          </w:r>
-                          <w:r>
-                            <w:rPr>
-                              <w:rFonts w:ascii="Tahoma" w:hAnsi="Tahoma" w:cs="Tahoma"/>
-                              <w:color w:val="000000"/>
-                              <w:sz w:val="16"/>
-                              <w:szCs w:val="16"/>
-                            </w:rPr>
-                            <w:t xml:space="preserve"> sob responsabilidade de MARIA JOSÉ Azevedo de Siqueira F073733</w:t>
-                          </w:r>
-                          <w:r>
-                            <w:rPr>
-                              <w:rFonts w:ascii="Tahoma" w:hAnsi="Tahoma" w:cs="Tahoma"/>
-                              <w:color w:val="000000"/>
-                              <w:sz w:val="16"/>
-                              <w:szCs w:val="16"/>
-                            </w:rPr>
-                            <w:fldChar w:fldCharType="end"/>
-                          </w:r>
+                          <w:fldSimple w:instr=" DOCPROPERTY bjFooterFirstTextBox \* MERGEFORMAT " w:fldLock="1">
+                            <w:r>
+                              <w:rPr>
+                                <w:rFonts w:ascii="Tahoma" w:hAnsi="Tahoma" w:cs="Tahoma"/>
+                                <w:color w:val="000000"/>
+                                <w:sz w:val="16"/>
+                                <w:szCs w:val="16"/>
+                              </w:rPr>
+                              <w:t xml:space="preserve">Este documento está classificado como </w:t>
+                            </w:r>
+                            <w:r>
+                              <w:rPr>
+                                <w:rFonts w:ascii="Tahoma" w:hAnsi="Tahoma" w:cs="Tahoma"/>
+                                <w:color w:val="0000FF"/>
+                                <w:sz w:val="16"/>
+                                <w:szCs w:val="16"/>
+                              </w:rPr>
+                              <w:t>INTERNO</w:t>
+                            </w:r>
+                            <w:r>
+                              <w:rPr>
+                                <w:rFonts w:ascii="Tahoma" w:hAnsi="Tahoma" w:cs="Tahoma"/>
+                                <w:color w:val="000000"/>
+                                <w:sz w:val="16"/>
+                                <w:szCs w:val="16"/>
+                              </w:rPr>
+                              <w:t xml:space="preserve"> sob responsabilidade de MARIA JOSÉ Azevedo de Siqueira F073733</w:t>
+                            </w:r>
+                          </w:fldSimple>
                         </w:p>
                       </w:txbxContent>
                     </wps:txbx>
@@ -1405,7 +1551,7 @@
             </wp:anchor>
           </w:drawing>
         </mc:Choice>
-        <mc:Fallback xmlns:w16sdtfl="http://schemas.microsoft.com/office/word/2024/wordml/sdtformatlock" xmlns:w16sdtdh="http://schemas.microsoft.com/office/word/2020/wordml/sdtdatahash" xmlns:w16du="http://schemas.microsoft.com/office/word/2023/wordml/word16du" xmlns:w16="http://schemas.microsoft.com/office/word/2018/wordml" xmlns:w16cid="http://schemas.microsoft.com/office/word/2016/wordml/cid" xmlns:w16cex="http://schemas.microsoft.com/office/word/2018/wordml/cex" xmlns:oel="http://schemas.microsoft.com/office/2019/extlst" xmlns:am3d="http://schemas.microsoft.com/office/drawing/2017/model3d" xmlns:aink="http://schemas.microsoft.com/office/drawing/2016/ink" xmlns:cx8="http://schemas.microsoft.com/office/drawing/2016/5/14/chartex" xmlns:cx7="http://schemas.microsoft.com/office/drawing/2016/5/13/chartex" xmlns:cx6="http://schemas.microsoft.com/office/drawing/2016/5/12/chartex" xmlns:cx5="http://schemas.microsoft.com/office/drawing/2016/5/11/chartex" xmlns:cx4="http://schemas.microsoft.com/office/drawing/2016/5/10/chartex" xmlns:cx3="http://schemas.microsoft.com/office/drawing/2016/5/9/chartex" xmlns:cx2="http://schemas.microsoft.com/office/drawing/2015/10/21/chartex" xmlns:cx1="http://schemas.microsoft.com/office/drawing/2015/9/8/chartex">
+        <mc:Fallback>
           <w:pict>
             <v:shapetype w14:anchorId="4AB451C3" id="_x0000_t202" coordsize="21600,21600" o:spt="202" path="m,l,21600r21600,l21600,xe">
               <v:stroke joinstyle="miter"/>
@@ -1478,7 +1624,7 @@
 </file>
 
 <file path=word/footnotes.xml><?xml version="1.0" encoding="utf-8"?>
-<w:footnotes xmlns:wpc="http://schemas.microsoft.com/office/word/2010/wordprocessingCanvas" xmlns:cx="http://schemas.microsoft.com/office/drawing/2014/chartex" xmlns:mc="http://schemas.openxmlformats.org/markup-compatibility/2006" xmlns:o="urn:schemas-microsoft-com:office:office" xmlns:r="http://schemas.openxmlformats.org/officeDocument/2006/relationships" xmlns:m="http://schemas.openxmlformats.org/officeDocument/2006/math" xmlns:v="urn:schemas-microsoft-com:vml" xmlns:wp14="http://schemas.microsoft.com/office/word/2010/wordprocessingDrawing" xmlns:wp="http://schemas.openxmlformats.org/drawingml/2006/wordprocessingDrawing" xmlns:w10="urn:schemas-microsoft-com:office:word" xmlns:w="http://schemas.openxmlformats.org/wordprocessingml/2006/main" xmlns:w14="http://schemas.microsoft.com/office/word/2010/wordml" xmlns:w15="http://schemas.microsoft.com/office/word/2012/wordml" xmlns:w16se="http://schemas.microsoft.com/office/word/2015/wordml/symex" xmlns:wpg="http://schemas.microsoft.com/office/word/2010/wordprocessingGroup" xmlns:wpi="http://schemas.microsoft.com/office/word/2010/wordprocessingInk" xmlns:wne="http://schemas.microsoft.com/office/word/2006/wordml" xmlns:wps="http://schemas.microsoft.com/office/word/2010/wordprocessingShape" mc:Ignorable="w14 w15 w16se wp14">
+<w:footnotes xmlns:wpc="http://schemas.microsoft.com/office/word/2010/wordprocessingCanvas" xmlns:cx="http://schemas.microsoft.com/office/drawing/2014/chartex" xmlns:cx1="http://schemas.microsoft.com/office/drawing/2015/9/8/chartex" xmlns:cx2="http://schemas.microsoft.com/office/drawing/2015/10/21/chartex" xmlns:cx3="http://schemas.microsoft.com/office/drawing/2016/5/9/chartex" xmlns:cx4="http://schemas.microsoft.com/office/drawing/2016/5/10/chartex" xmlns:cx5="http://schemas.microsoft.com/office/drawing/2016/5/11/chartex" xmlns:cx6="http://schemas.microsoft.com/office/drawing/2016/5/12/chartex" xmlns:cx7="http://schemas.microsoft.com/office/drawing/2016/5/13/chartex" xmlns:cx8="http://schemas.microsoft.com/office/drawing/2016/5/14/chartex" xmlns:mc="http://schemas.openxmlformats.org/markup-compatibility/2006" xmlns:aink="http://schemas.microsoft.com/office/drawing/2016/ink" xmlns:am3d="http://schemas.microsoft.com/office/drawing/2017/model3d" xmlns:o="urn:schemas-microsoft-com:office:office" xmlns:oel="http://schemas.microsoft.com/office/2019/extlst" xmlns:r="http://schemas.openxmlformats.org/officeDocument/2006/relationships" xmlns:m="http://schemas.openxmlformats.org/officeDocument/2006/math" xmlns:v="urn:schemas-microsoft-com:vml" xmlns:wp14="http://schemas.microsoft.com/office/word/2010/wordprocessingDrawing" xmlns:wp="http://schemas.openxmlformats.org/drawingml/2006/wordprocessingDrawing" xmlns:w10="urn:schemas-microsoft-com:office:word" xmlns:w="http://schemas.openxmlformats.org/wordprocessingml/2006/main" xmlns:w14="http://schemas.microsoft.com/office/word/2010/wordml" xmlns:w15="http://schemas.microsoft.com/office/word/2012/wordml" xmlns:w16cex="http://schemas.microsoft.com/office/word/2018/wordml/cex" xmlns:w16cid="http://schemas.microsoft.com/office/word/2016/wordml/cid" xmlns:w16="http://schemas.microsoft.com/office/word/2018/wordml" xmlns:w16du="http://schemas.microsoft.com/office/word/2023/wordml/word16du" xmlns:w16sdtdh="http://schemas.microsoft.com/office/word/2020/wordml/sdtdatahash" xmlns:w16sdtfl="http://schemas.microsoft.com/office/word/2024/wordml/sdtformatlock" xmlns:w16se="http://schemas.microsoft.com/office/word/2015/wordml/symex" xmlns:wpg="http://schemas.microsoft.com/office/word/2010/wordprocessingGroup" xmlns:wpi="http://schemas.microsoft.com/office/word/2010/wordprocessingInk" xmlns:wne="http://schemas.microsoft.com/office/word/2006/wordml" xmlns:wps="http://schemas.microsoft.com/office/word/2010/wordprocessingShape" mc:Ignorable="w14 w15 w16se w16cid w16 w16cex w16sdtdh w16sdtfl w16du wp14">
   <w:footnote w:type="separator" w:id="-1">
     <w:p>
       <w:pPr>
@@ -1502,38 +1648,8 @@
 </w:footnotes>
 </file>
 
-<file path=word/header1.xml><?xml version="1.0" encoding="utf-8"?>
-<w:hdr xmlns:wpc="http://schemas.microsoft.com/office/word/2010/wordprocessingCanvas" xmlns:cx="http://schemas.microsoft.com/office/drawing/2014/chartex" xmlns:mc="http://schemas.openxmlformats.org/markup-compatibility/2006" xmlns:o="urn:schemas-microsoft-com:office:office" xmlns:r="http://schemas.openxmlformats.org/officeDocument/2006/relationships" xmlns:m="http://schemas.openxmlformats.org/officeDocument/2006/math" xmlns:v="urn:schemas-microsoft-com:vml" xmlns:wp14="http://schemas.microsoft.com/office/word/2010/wordprocessingDrawing" xmlns:wp="http://schemas.openxmlformats.org/drawingml/2006/wordprocessingDrawing" xmlns:w10="urn:schemas-microsoft-com:office:word" xmlns:w="http://schemas.openxmlformats.org/wordprocessingml/2006/main" xmlns:w14="http://schemas.microsoft.com/office/word/2010/wordml" xmlns:w15="http://schemas.microsoft.com/office/word/2012/wordml" xmlns:w16se="http://schemas.microsoft.com/office/word/2015/wordml/symex" xmlns:wpg="http://schemas.microsoft.com/office/word/2010/wordprocessingGroup" xmlns:wpi="http://schemas.microsoft.com/office/word/2010/wordprocessingInk" xmlns:wne="http://schemas.microsoft.com/office/word/2006/wordml" xmlns:wps="http://schemas.microsoft.com/office/word/2010/wordprocessingShape" mc:Ignorable="w14 w15 w16se wp14">
-  <w:p>
-    <w:pPr>
-      <w:pStyle w:val="Cabealho"/>
-    </w:pPr>
-  </w:p>
-</w:hdr>
-</file>
-
-<file path=word/header2.xml><?xml version="1.0" encoding="utf-8"?>
-<w:hdr xmlns:wpc="http://schemas.microsoft.com/office/word/2010/wordprocessingCanvas" xmlns:cx="http://schemas.microsoft.com/office/drawing/2014/chartex" xmlns:mc="http://schemas.openxmlformats.org/markup-compatibility/2006" xmlns:o="urn:schemas-microsoft-com:office:office" xmlns:r="http://schemas.openxmlformats.org/officeDocument/2006/relationships" xmlns:m="http://schemas.openxmlformats.org/officeDocument/2006/math" xmlns:v="urn:schemas-microsoft-com:vml" xmlns:wp14="http://schemas.microsoft.com/office/word/2010/wordprocessingDrawing" xmlns:wp="http://schemas.openxmlformats.org/drawingml/2006/wordprocessingDrawing" xmlns:w10="urn:schemas-microsoft-com:office:word" xmlns:w="http://schemas.openxmlformats.org/wordprocessingml/2006/main" xmlns:w14="http://schemas.microsoft.com/office/word/2010/wordml" xmlns:w15="http://schemas.microsoft.com/office/word/2012/wordml" xmlns:w16se="http://schemas.microsoft.com/office/word/2015/wordml/symex" xmlns:wpg="http://schemas.microsoft.com/office/word/2010/wordprocessingGroup" xmlns:wpi="http://schemas.microsoft.com/office/word/2010/wordprocessingInk" xmlns:wne="http://schemas.microsoft.com/office/word/2006/wordml" xmlns:wps="http://schemas.microsoft.com/office/word/2010/wordprocessingShape" mc:Ignorable="w14 w15 w16se wp14">
-  <w:p>
-    <w:pPr>
-      <w:pStyle w:val="Cabealho"/>
-    </w:pPr>
-  </w:p>
-</w:hdr>
-</file>
-
-<file path=word/header3.xml><?xml version="1.0" encoding="utf-8"?>
-<w:hdr xmlns:wpc="http://schemas.microsoft.com/office/word/2010/wordprocessingCanvas" xmlns:cx="http://schemas.microsoft.com/office/drawing/2014/chartex" xmlns:mc="http://schemas.openxmlformats.org/markup-compatibility/2006" xmlns:o="urn:schemas-microsoft-com:office:office" xmlns:r="http://schemas.openxmlformats.org/officeDocument/2006/relationships" xmlns:m="http://schemas.openxmlformats.org/officeDocument/2006/math" xmlns:v="urn:schemas-microsoft-com:vml" xmlns:wp14="http://schemas.microsoft.com/office/word/2010/wordprocessingDrawing" xmlns:wp="http://schemas.openxmlformats.org/drawingml/2006/wordprocessingDrawing" xmlns:w10="urn:schemas-microsoft-com:office:word" xmlns:w="http://schemas.openxmlformats.org/wordprocessingml/2006/main" xmlns:w14="http://schemas.microsoft.com/office/word/2010/wordml" xmlns:w15="http://schemas.microsoft.com/office/word/2012/wordml" xmlns:w16se="http://schemas.microsoft.com/office/word/2015/wordml/symex" xmlns:wpg="http://schemas.microsoft.com/office/word/2010/wordprocessingGroup" xmlns:wpi="http://schemas.microsoft.com/office/word/2010/wordprocessingInk" xmlns:wne="http://schemas.microsoft.com/office/word/2006/wordml" xmlns:wps="http://schemas.microsoft.com/office/word/2010/wordprocessingShape" mc:Ignorable="w14 w15 w16se wp14">
-  <w:p>
-    <w:pPr>
-      <w:pStyle w:val="Cabealho"/>
-    </w:pPr>
-  </w:p>
-</w:hdr>
-</file>
-
 <file path=word/numbering.xml><?xml version="1.0" encoding="utf-8"?>
-<w:numbering xmlns:wpc="http://schemas.microsoft.com/office/word/2010/wordprocessingCanvas" xmlns:cx="http://schemas.microsoft.com/office/drawing/2014/chartex" xmlns:mc="http://schemas.openxmlformats.org/markup-compatibility/2006" xmlns:o="urn:schemas-microsoft-com:office:office" xmlns:r="http://schemas.openxmlformats.org/officeDocument/2006/relationships" xmlns:m="http://schemas.openxmlformats.org/officeDocument/2006/math" xmlns:v="urn:schemas-microsoft-com:vml" xmlns:wp14="http://schemas.microsoft.com/office/word/2010/wordprocessingDrawing" xmlns:wp="http://schemas.openxmlformats.org/drawingml/2006/wordprocessingDrawing" xmlns:w10="urn:schemas-microsoft-com:office:word" xmlns:w="http://schemas.openxmlformats.org/wordprocessingml/2006/main" xmlns:w14="http://schemas.microsoft.com/office/word/2010/wordml" xmlns:w15="http://schemas.microsoft.com/office/word/2012/wordml" xmlns:w16se="http://schemas.microsoft.com/office/word/2015/wordml/symex" xmlns:wpg="http://schemas.microsoft.com/office/word/2010/wordprocessingGroup" xmlns:wpi="http://schemas.microsoft.com/office/word/2010/wordprocessingInk" xmlns:wne="http://schemas.microsoft.com/office/word/2006/wordml" xmlns:wps="http://schemas.microsoft.com/office/word/2010/wordprocessingShape" mc:Ignorable="w14 w15 w16se wp14">
+<w:numbering xmlns:wpc="http://schemas.microsoft.com/office/word/2010/wordprocessingCanvas" xmlns:cx="http://schemas.microsoft.com/office/drawing/2014/chartex" xmlns:cx1="http://schemas.microsoft.com/office/drawing/2015/9/8/chartex" xmlns:cx2="http://schemas.microsoft.com/office/drawing/2015/10/21/chartex" xmlns:cx3="http://schemas.microsoft.com/office/drawing/2016/5/9/chartex" xmlns:cx4="http://schemas.microsoft.com/office/drawing/2016/5/10/chartex" xmlns:cx5="http://schemas.microsoft.com/office/drawing/2016/5/11/chartex" xmlns:cx6="http://schemas.microsoft.com/office/drawing/2016/5/12/chartex" xmlns:cx7="http://schemas.microsoft.com/office/drawing/2016/5/13/chartex" xmlns:cx8="http://schemas.microsoft.com/office/drawing/2016/5/14/chartex" xmlns:mc="http://schemas.openxmlformats.org/markup-compatibility/2006" xmlns:aink="http://schemas.microsoft.com/office/drawing/2016/ink" xmlns:am3d="http://schemas.microsoft.com/office/drawing/2017/model3d" xmlns:o="urn:schemas-microsoft-com:office:office" xmlns:oel="http://schemas.microsoft.com/office/2019/extlst" xmlns:r="http://schemas.openxmlformats.org/officeDocument/2006/relationships" xmlns:m="http://schemas.openxmlformats.org/officeDocument/2006/math" xmlns:v="urn:schemas-microsoft-com:vml" xmlns:wp14="http://schemas.microsoft.com/office/word/2010/wordprocessingDrawing" xmlns:wp="http://schemas.openxmlformats.org/drawingml/2006/wordprocessingDrawing" xmlns:w10="urn:schemas-microsoft-com:office:word" xmlns:w="http://schemas.openxmlformats.org/wordprocessingml/2006/main" xmlns:w14="http://schemas.microsoft.com/office/word/2010/wordml" xmlns:w15="http://schemas.microsoft.com/office/word/2012/wordml" xmlns:w16cex="http://schemas.microsoft.com/office/word/2018/wordml/cex" xmlns:w16cid="http://schemas.microsoft.com/office/word/2016/wordml/cid" xmlns:w16="http://schemas.microsoft.com/office/word/2018/wordml" xmlns:w16du="http://schemas.microsoft.com/office/word/2023/wordml/word16du" xmlns:w16sdtdh="http://schemas.microsoft.com/office/word/2020/wordml/sdtdatahash" xmlns:w16sdtfl="http://schemas.microsoft.com/office/word/2024/wordml/sdtformatlock" xmlns:w16se="http://schemas.microsoft.com/office/word/2015/wordml/symex" xmlns:wpg="http://schemas.microsoft.com/office/word/2010/wordprocessingGroup" xmlns:wpi="http://schemas.microsoft.com/office/word/2010/wordprocessingInk" xmlns:wne="http://schemas.microsoft.com/office/word/2006/wordml" xmlns:wps="http://schemas.microsoft.com/office/word/2010/wordprocessingShape" mc:Ignorable="w14 w15 w16se w16cid w16 w16cex w16sdtdh w16sdtfl w16du wp14">
   <w:abstractNum w:abstractNumId="0" w15:restartNumberingAfterBreak="0">
     <w:nsid w:val="5FBB4501"/>
     <w:multiLevelType w:val="hybridMultilevel"/>
@@ -1736,17 +1852,17 @@
       </w:pPr>
     </w:lvl>
   </w:abstractNum>
-  <w:num w:numId="1">
+  <w:num w:numId="1" w16cid:durableId="582956718">
     <w:abstractNumId w:val="1"/>
   </w:num>
-  <w:num w:numId="2">
+  <w:num w:numId="2" w16cid:durableId="1593662137">
     <w:abstractNumId w:val="0"/>
   </w:num>
 </w:numbering>
 </file>
 
 <file path=word/styles.xml><?xml version="1.0" encoding="utf-8"?>
-<w:styles xmlns:mc="http://schemas.openxmlformats.org/markup-compatibility/2006" xmlns:r="http://schemas.openxmlformats.org/officeDocument/2006/relationships" xmlns:w="http://schemas.openxmlformats.org/wordprocessingml/2006/main" xmlns:w14="http://schemas.microsoft.com/office/word/2010/wordml" xmlns:w15="http://schemas.microsoft.com/office/word/2012/wordml" xmlns:w16se="http://schemas.microsoft.com/office/word/2015/wordml/symex" mc:Ignorable="w14 w15 w16se">
+<w:styles xmlns:mc="http://schemas.openxmlformats.org/markup-compatibility/2006" xmlns:r="http://schemas.openxmlformats.org/officeDocument/2006/relationships" xmlns:w="http://schemas.openxmlformats.org/wordprocessingml/2006/main" xmlns:w14="http://schemas.microsoft.com/office/word/2010/wordml" xmlns:w15="http://schemas.microsoft.com/office/word/2012/wordml" xmlns:w16cex="http://schemas.microsoft.com/office/word/2018/wordml/cex" xmlns:w16cid="http://schemas.microsoft.com/office/word/2016/wordml/cid" xmlns:w16="http://schemas.microsoft.com/office/word/2018/wordml" xmlns:w16du="http://schemas.microsoft.com/office/word/2023/wordml/word16du" xmlns:w16sdtdh="http://schemas.microsoft.com/office/word/2020/wordml/sdtdatahash" xmlns:w16sdtfl="http://schemas.microsoft.com/office/word/2024/wordml/sdtformatlock" xmlns:w16se="http://schemas.microsoft.com/office/word/2015/wordml/symex" mc:Ignorable="w14 w15 w16se w16cid w16 w16cex w16sdtdh w16sdtfl w16du">
   <w:docDefaults>
     <w:rPrDefault>
       <w:rPr>
@@ -1764,7 +1880,7 @@
       </w:pPr>
     </w:pPrDefault>
   </w:docDefaults>
-  <w:latentStyles w:defLockedState="0" w:defUIPriority="99" w:defSemiHidden="0" w:defUnhideWhenUsed="0" w:defQFormat="0" w:count="371">
+  <w:latentStyles w:defLockedState="0" w:defUIPriority="99" w:defSemiHidden="0" w:defUnhideWhenUsed="0" w:defQFormat="0" w:count="376">
     <w:lsdException w:name="Normal" w:uiPriority="0" w:qFormat="1"/>
     <w:lsdException w:name="heading 1" w:uiPriority="9" w:qFormat="1"/>
     <w:lsdException w:name="heading 2" w:semiHidden="1" w:uiPriority="9" w:unhideWhenUsed="1" w:qFormat="1"/>
@@ -2136,6 +2252,11 @@
     <w:lsdException w:name="List Table 5 Dark Accent 6" w:uiPriority="50"/>
     <w:lsdException w:name="List Table 6 Colorful Accent 6" w:uiPriority="51"/>
     <w:lsdException w:name="List Table 7 Colorful Accent 6" w:uiPriority="52"/>
+    <w:lsdException w:name="Mention" w:semiHidden="1" w:unhideWhenUsed="1"/>
+    <w:lsdException w:name="Smart Hyperlink" w:semiHidden="1" w:unhideWhenUsed="1"/>
+    <w:lsdException w:name="Hashtag" w:semiHidden="1" w:unhideWhenUsed="1"/>
+    <w:lsdException w:name="Unresolved Mention" w:semiHidden="1" w:unhideWhenUsed="1"/>
+    <w:lsdException w:name="Smart Link" w:semiHidden="1" w:unhideWhenUsed="1"/>
   </w:latentStyles>
   <w:style w:type="paragraph" w:default="1" w:styleId="Normal">
     <w:name w:val="Normal"/>
@@ -3030,31 +3151,31 @@
 </file>
 
 <file path=customXml/item1.xml><?xml version="1.0" encoding="utf-8"?>
+<WrappedLabelHistory xmlns:xsi="http://www.w3.org/2001/XMLSchema-instance" xmlns:xsd="http://www.w3.org/2001/XMLSchema" xmlns="http://www.boldonjames.com/2016/02/Classifier/internal/wrappedLabelHistory">
+  <Value>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</Value>
+</WrappedLabelHistory>
+</file>
+
+<file path=customXml/item2.xml><?xml version="1.0" encoding="utf-8"?>
 <sisl xmlns:xsi="http://www.w3.org/2001/XMLSchema-instance" xmlns:xsd="http://www.w3.org/2001/XMLSchema" xmlns="http://www.boldonjames.com/2008/01/sie/internal/label" sislVersion="0" policy="44e0988f-be64-4c83-a125-e2adc4ad5afd" origin="defaultValue">
   <element uid="b1a6b1cf-251e-421c-9fee-c0d8f0276c18" value=""/>
 </sisl>
 </file>
 
-<file path=customXml/item2.xml><?xml version="1.0" encoding="utf-8"?>
-<WrappedLabelHistory xmlns:xsi="http://www.w3.org/2001/XMLSchema-instance" xmlns:xsd="http://www.w3.org/2001/XMLSchema" xmlns="http://www.boldonjames.com/2016/02/Classifier/internal/wrappedLabelHistory">
-  <Value>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</Value>
-</WrappedLabelHistory>
+<file path=customXml/itemProps1.xml><?xml version="1.0" encoding="utf-8"?>
+<ds:datastoreItem xmlns:ds="http://schemas.openxmlformats.org/officeDocument/2006/customXml" ds:itemID="{43804068-3335-49FE-8BA0-267ABE6F375E}">
+  <ds:schemaRefs>
+    <ds:schemaRef ds:uri="http://www.w3.org/2001/XMLSchema"/>
+    <ds:schemaRef ds:uri="http://www.boldonjames.com/2016/02/Classifier/internal/wrappedLabelHistory"/>
+  </ds:schemaRefs>
+</ds:datastoreItem>
 </file>
 
-<file path=customXml/itemProps1.xml><?xml version="1.0" encoding="utf-8"?>
+<file path=customXml/itemProps2.xml><?xml version="1.0" encoding="utf-8"?>
 <ds:datastoreItem xmlns:ds="http://schemas.openxmlformats.org/officeDocument/2006/customXml" ds:itemID="{E712168F-DE18-4F98-8CB8-B89F29C56F4C}">
   <ds:schemaRefs>
     <ds:schemaRef ds:uri="http://www.w3.org/2001/XMLSchema"/>
     <ds:schemaRef ds:uri="http://www.boldonjames.com/2008/01/sie/internal/label"/>
   </ds:schemaRefs>
 </ds:datastoreItem>
-</file>
-
-<file path=customXml/itemProps2.xml><?xml version="1.0" encoding="utf-8"?>
-<ds:datastoreItem xmlns:ds="http://schemas.openxmlformats.org/officeDocument/2006/customXml" ds:itemID="{43804068-3335-49FE-8BA0-267ABE6F375E}">
-  <ds:schemaRefs>
-    <ds:schemaRef ds:uri="http://www.w3.org/2001/XMLSchema"/>
-    <ds:schemaRef ds:uri="http://www.boldonjames.com/2016/02/Classifier/internal/wrappedLabelHistory"/>
-  </ds:schemaRefs>
-</ds:datastoreItem>
 </file>